--- a/docs/trd/TRD - Vessel.docx
+++ b/docs/trd/TRD - Vessel.docx
@@ -1261,6 +1261,16 @@
                 <w:spacing w:after="0" w:before="0" w:line="240" w:lineRule="auto"/>
               </w:pPr>
               <w:r>
+                <w:t xml:space="preserve">  "branch_code": 0,</w:t>
+              </w:r>
+            </w:p>
+            <w:p>
+              <w:pPr>
+                <w:spacing w:before="120" w:after="120" w:line="288" w:lineRule="auto"/>
+                <w:jc w:val="left"/>
+                <w:spacing w:after="0" w:before="0" w:line="240" w:lineRule="auto"/>
+              </w:pPr>
+              <w:r>
                 <w:t xml:space="preserve">  "port_code": 0,</w:t>
               </w:r>
             </w:p>
@@ -5642,6 +5652,16 @@
               </w:pPr>
               <w:r>
                 <w:t xml:space="preserve">{</w:t>
+              </w:r>
+            </w:p>
+            <w:p>
+              <w:pPr>
+                <w:spacing w:before="120" w:after="120" w:line="288" w:lineRule="auto"/>
+                <w:jc w:val="left"/>
+                <w:spacing w:after="0" w:before="0" w:line="240" w:lineRule="auto"/>
+              </w:pPr>
+              <w:r>
+                <w:t xml:space="preserve">  "branch_code": 0,</w:t>
               </w:r>
             </w:p>
             <w:p>
